--- a/assets/downloads/simulation-3/instructions-for-fan-in-the-stands-proctor.docx
+++ b/assets/downloads/simulation-3/instructions-for-fan-in-the-stands-proctor.docx
@@ -384,7 +384,23 @@
           <w:color w:val="000000"/>
         </w:rPr>
         <w:lastRenderedPageBreak/>
-        <w:t xml:space="preserve">noticed the commotion and sent someone to ask if they want </w:t>
+        <w:t xml:space="preserve">noticed the commotion and </w:t>
+      </w:r>
+      <w:proofErr w:type="gramStart"/>
+      <w:r>
+        <w:rPr>
+          <w:rFonts w:ascii="Aptos" w:hAnsi="Aptos" w:cs="Aptos" w:eastAsia="Aptos"/>
+          <w:color w:val="000000"/>
+        </w:rPr>
+        <w:t>sent</w:t>
+      </w:r>
+      <w:proofErr w:type="gramEnd"/>
+      <w:r>
+        <w:rPr>
+          <w:rFonts w:ascii="Aptos" w:hAnsi="Aptos" w:cs="Aptos" w:eastAsia="Aptos"/>
+          <w:color w:val="000000"/>
+        </w:rPr>
+        <w:t xml:space="preserve"> someone to ask if they want </w:t>
       </w:r>
       <w:r>
         <w:rPr>
@@ -547,7 +563,23 @@
           <w:rFonts w:ascii="Aptos" w:hAnsi="Aptos" w:cs="Aptos" w:eastAsia="Aptos"/>
           <w:color w:val="000000"/>
         </w:rPr>
-        <w:t>If also playing the role of EMS, you may ask</w:t>
+        <w:t xml:space="preserve">If also </w:t>
+      </w:r>
+      <w:proofErr w:type="gramStart"/>
+      <w:r>
+        <w:rPr>
+          <w:rFonts w:ascii="Aptos" w:hAnsi="Aptos" w:cs="Aptos" w:eastAsia="Aptos"/>
+          <w:color w:val="000000"/>
+        </w:rPr>
+        <w:t>playing</w:t>
+      </w:r>
+      <w:proofErr w:type="gramEnd"/>
+      <w:r>
+        <w:rPr>
+          <w:rFonts w:ascii="Aptos" w:hAnsi="Aptos" w:cs="Aptos" w:eastAsia="Aptos"/>
+          <w:color w:val="000000"/>
+        </w:rPr>
+        <w:t xml:space="preserve"> the role of EMS, you may ask</w:t>
       </w:r>
       <w:r>
         <w:rPr>
@@ -610,7 +642,23 @@
           <w:rFonts w:ascii="Aptos" w:hAnsi="Aptos" w:cs="Aptos" w:eastAsia="Aptos"/>
           <w:color w:val="000000"/>
         </w:rPr>
-        <w:t>How many times have you shocked?</w:t>
+        <w:t xml:space="preserve">How many times have you </w:t>
+      </w:r>
+      <w:proofErr w:type="gramStart"/>
+      <w:r>
+        <w:rPr>
+          <w:rFonts w:ascii="Aptos" w:hAnsi="Aptos" w:cs="Aptos" w:eastAsia="Aptos"/>
+          <w:color w:val="000000"/>
+        </w:rPr>
+        <w:t>shocked</w:t>
+      </w:r>
+      <w:proofErr w:type="gramEnd"/>
+      <w:r>
+        <w:rPr>
+          <w:rFonts w:ascii="Aptos" w:hAnsi="Aptos" w:cs="Aptos" w:eastAsia="Aptos"/>
+          <w:color w:val="000000"/>
+        </w:rPr>
+        <w:t>?</w:t>
       </w:r>
     </w:p>
     <w:p>
@@ -687,7 +735,15 @@
           <w:rFonts w:ascii="Aptos" w:hAnsi="Aptos" w:cs="Aptos" w:eastAsia="Aptos"/>
           <w:color w:val="000000"/>
         </w:rPr>
-        <w:t>Does anyone know the patient’s past history</w:t>
+        <w:t xml:space="preserve">Does anyone know the patient’s past </w:t>
+      </w:r>
+      <w:proofErr w:type="gramStart"/>
+      <w:r>
+        <w:rPr>
+          <w:rFonts w:ascii="Aptos" w:hAnsi="Aptos" w:cs="Aptos" w:eastAsia="Aptos"/>
+          <w:color w:val="000000"/>
+        </w:rPr>
+        <w:t>history</w:t>
       </w:r>
       <w:r>
         <w:rPr>
@@ -701,7 +757,15 @@
           <w:rFonts w:ascii="Aptos" w:hAnsi="Aptos" w:cs="Aptos" w:eastAsia="Aptos"/>
           <w:color w:val="000000"/>
         </w:rPr>
-        <w:t xml:space="preserve"> or medical history</w:t>
+        <w:t xml:space="preserve"> or</w:t>
+      </w:r>
+      <w:proofErr w:type="gramEnd"/>
+      <w:r>
+        <w:rPr>
+          <w:rFonts w:ascii="Aptos" w:hAnsi="Aptos" w:cs="Aptos" w:eastAsia="Aptos"/>
+          <w:color w:val="000000"/>
+        </w:rPr>
+        <w:t xml:space="preserve"> medical history</w:t>
       </w:r>
       <w:r>
         <w:rPr>
@@ -875,7 +939,7 @@
         <w:i/>
         <w:sz w:val="18"/>
       </w:rPr>
-      <w:t>Clinical Simulations for the Athletic Trainer HKPropel Access</w:t>
+      <w:t>Clinical Simulations for the Athletic Trainer Instructor Guide</w:t>
     </w:r>
     <w:r>
       <w:rPr>
